--- a/docs/Tutorial.docx
+++ b/docs/Tutorial.docx
@@ -126,16 +126,7 @@
         <w:t xml:space="preserve"> </w:t>
       </w:r>
       <w:r>
-        <w:t xml:space="preserve">The software is developed for the </w:t>
-      </w:r>
-      <w:r>
-        <w:t xml:space="preserve">Windows </w:t>
-      </w:r>
-      <w:r>
-        <w:t xml:space="preserve">10 </w:t>
-      </w:r>
-      <w:r>
-        <w:t>operating system.</w:t>
+        <w:t>This folder also contains the dataset used in this tutorial and workspaces saved on each step of data processing.</w:t>
       </w:r>
     </w:p>
     <w:p>
@@ -168,7 +159,16 @@
     </w:p>
     <w:p>
       <w:r>
-        <w:t>The software is written in Python 3.7; t</w:t>
+        <w:t>The software is developed for the Windows 10 operating system</w:t>
+      </w:r>
+      <w:r>
+        <w:t xml:space="preserve"> and </w:t>
+      </w:r>
+      <w:r>
+        <w:t>written in Python 3.7</w:t>
+      </w:r>
+      <w:r>
+        <w:t>. T</w:t>
       </w:r>
       <w:r>
         <w:t>he</w:t>
@@ -191,13 +191,7 @@
         <w:t xml:space="preserve">). The GitHub repository contains the virtual environment description file (py37-nmr.yml) with the list of all additional packages to be installed, which can be imported to Anaconda. </w:t>
       </w:r>
       <w:r>
-        <w:t xml:space="preserve">For this, in Anaconda Navigator, open the Environments tab on the left and click “Import” on the bottom of the screen; select the </w:t>
-      </w:r>
-      <w:r>
-        <w:t>py37-nmr.yml</w:t>
-      </w:r>
-      <w:r>
-        <w:t xml:space="preserve"> file, which will download and install a Python instance with all required components. After the installation is complete, ensure that the correct environment is currently selected. </w:t>
+        <w:t xml:space="preserve">For this, in Anaconda Navigator, open the Environments tab on the left and click “Import” on the bottom of the screen; select the py37-nmr.yml file, which will download and install a Python instance with all required components. After the installation is complete, ensure that the correct environment is currently selected. </w:t>
       </w:r>
       <w:r>
         <w:t xml:space="preserve">In this guide we will use examples of data processing set up in a </w:t>
@@ -230,10 +224,7 @@
       </w:r>
       <w:proofErr w:type="spellEnd"/>
       <w:r>
-        <w:t xml:space="preserve"> can be found in the Home tab in Anaco</w:t>
-      </w:r>
-      <w:r>
-        <w:t>nda</w:t>
+        <w:t xml:space="preserve"> can be found in the Home tab in Anaconda</w:t>
       </w:r>
       <w:r>
         <w:t xml:space="preserve">, or it can also be launched by clicking on the triangle next to the environment name in the Environments tab and selecting “Open with </w:t>
@@ -437,6 +428,7 @@
         <w:rPr>
           <w:i/>
         </w:rPr>
+        <w:lastRenderedPageBreak/>
         <w:t>Data</w:t>
       </w:r>
       <w:r>
@@ -449,11 +441,7 @@
         <w:t>Workspace</w:t>
       </w:r>
       <w:r>
-        <w:t xml:space="preserve">, but specific model parameters will normally differ between the datasets and </w:t>
-      </w:r>
-      <w:r>
-        <w:lastRenderedPageBreak/>
-        <w:t>will need to be found by model fitting.</w:t>
+        <w:t>, but specific model parameters will normally differ between the datasets and will need to be found by model fitting.</w:t>
       </w:r>
       <w:r>
         <w:t xml:space="preserve"> There are two distinct types of Workspaces, one for 1H data, and another for 13C; spectra of different nuclei </w:t>
@@ -682,7 +670,6 @@
         <w:t>Finally, we define frequency ranges to restrict the model fitting only to a relevant part of the spectrum; only data points falling within selected frequency ranges will be considered in model fitting.</w:t>
       </w:r>
     </w:p>
-    <w:p/>
     <w:p>
       <w:pPr>
         <w:pStyle w:val="ListParagraph"/>
@@ -695,6 +682,8 @@
           <w:szCs w:val="28"/>
         </w:rPr>
       </w:pPr>
+      <w:bookmarkStart w:id="0" w:name="_GoBack"/>
+      <w:bookmarkEnd w:id="0"/>
       <w:r>
         <w:rPr>
           <w:sz w:val="28"/>
@@ -7379,12 +7368,7 @@
         <w:t>I</w:t>
       </w:r>
       <w:r>
-        <w:t xml:space="preserve">t takes </w:t>
-      </w:r>
-      <w:bookmarkStart w:id="0" w:name="_GoBack"/>
-      <w:bookmarkEnd w:id="0"/>
-      <w:r>
-        <w:t>some time to optimise all parameters for all components and it is important to develop a fitting procedure that tends to work on your particular set of components</w:t>
+        <w:t>t takes some time to optimise all parameters for all components and it is important to develop a fitting procedure that tends to work on your particular set of components</w:t>
       </w:r>
       <w:r>
         <w:t xml:space="preserve"> before selecting this option</w:t>

--- a/docs/Tutorial.docx
+++ b/docs/Tutorial.docx
@@ -159,10 +159,7 @@
     </w:p>
     <w:p>
       <w:r>
-        <w:t>The software is developed for the Windows 10 operating system</w:t>
-      </w:r>
-      <w:r>
-        <w:t xml:space="preserve"> and </w:t>
+        <w:t xml:space="preserve">The software is developed for the Windows 10 operating system and </w:t>
       </w:r>
       <w:r>
         <w:t>written in Python 3.7</w:t>
@@ -682,8 +679,6 @@
           <w:szCs w:val="28"/>
         </w:rPr>
       </w:pPr>
-      <w:bookmarkStart w:id="0" w:name="_GoBack"/>
-      <w:bookmarkEnd w:id="0"/>
       <w:r>
         <w:rPr>
           <w:sz w:val="28"/>
@@ -1088,11 +1083,12 @@
         <w:t xml:space="preserve"> The following figure demonstrates the view of the main GUI window after the datasets have been loaded; the saved workspace can be found in supplementary material (tutorial_step_1.wsp).</w:t>
       </w:r>
     </w:p>
-    <w:p/>
     <w:p>
       <w:pPr>
         <w:ind w:firstLine="720"/>
       </w:pPr>
+      <w:bookmarkStart w:id="0" w:name="_GoBack"/>
+      <w:bookmarkEnd w:id="0"/>
     </w:p>
     <w:p>
       <w:r>
